--- a/docs/memoria/entregas/primera_entrega/Primera_Entrega_TFM_Joseph_Gari_v2.docx
+++ b/docs/memoria/entregas/primera_entrega/Primera_Entrega_TFM_Joseph_Gari_v2.docx
@@ -5,7 +5,7 @@
     <w:p/>
     <w:p>
       <w:pPr>
-        <w:pStyle w:val="Sinespaciado"/>
+        <w:pStyle w:val="NoSpacing"/>
         <w:spacing w:line="276" w:lineRule="auto"/>
         <w:jc w:val="center"/>
         <w:rPr>
@@ -73,7 +73,7 @@
     </w:p>
     <w:p>
       <w:pPr>
-        <w:pStyle w:val="Sinespaciado"/>
+        <w:pStyle w:val="NoSpacing"/>
         <w:spacing w:line="276" w:lineRule="auto"/>
         <w:jc w:val="center"/>
         <w:rPr>
@@ -93,7 +93,7 @@
     </w:p>
     <w:p>
       <w:pPr>
-        <w:pStyle w:val="Sinespaciado"/>
+        <w:pStyle w:val="NoSpacing"/>
         <w:spacing w:line="276" w:lineRule="auto"/>
         <w:jc w:val="center"/>
         <w:rPr>
@@ -113,7 +113,7 @@
     </w:p>
     <w:p>
       <w:pPr>
-        <w:pStyle w:val="Sinespaciado"/>
+        <w:pStyle w:val="NoSpacing"/>
         <w:spacing w:line="276" w:lineRule="auto"/>
         <w:jc w:val="center"/>
         <w:rPr>
@@ -125,7 +125,7 @@
     </w:p>
     <w:p>
       <w:pPr>
-        <w:pStyle w:val="Sinespaciado"/>
+        <w:pStyle w:val="NoSpacing"/>
         <w:spacing w:line="276" w:lineRule="auto"/>
         <w:jc w:val="center"/>
         <w:rPr>
@@ -137,7 +137,7 @@
     </w:p>
     <w:p>
       <w:pPr>
-        <w:pStyle w:val="Sinespaciado"/>
+        <w:pStyle w:val="NoSpacing"/>
         <w:spacing w:line="276" w:lineRule="auto"/>
         <w:jc w:val="center"/>
         <w:rPr>
@@ -149,7 +149,7 @@
     </w:p>
     <w:p>
       <w:pPr>
-        <w:pStyle w:val="Sinespaciado"/>
+        <w:pStyle w:val="NoSpacing"/>
         <w:spacing w:line="276" w:lineRule="auto"/>
         <w:jc w:val="center"/>
         <w:rPr>
@@ -161,7 +161,7 @@
     </w:p>
     <w:p>
       <w:pPr>
-        <w:pStyle w:val="Sinespaciado"/>
+        <w:pStyle w:val="NoSpacing"/>
         <w:spacing w:line="276" w:lineRule="auto"/>
         <w:jc w:val="center"/>
         <w:rPr>
@@ -199,7 +199,27 @@
           <w:szCs w:val="28"/>
           <w:lang w:eastAsia="en-US"/>
         </w:rPr>
-        <w:t>AURA: Entorno de Diagnóstico Cognitivo para la Calidad del Dato medianteBenchmarking de LLMs</w:t>
+        <w:t>AURA: Entorno de Diagnóstico Cognitivo para la Calidad del Dato mediante</w:t>
+      </w:r>
+      <w:r>
+        <w:rPr>
+          <w:rFonts w:cs="Tahoma"/>
+          <w:color w:val="0098CD"/>
+          <w:sz w:val="52"/>
+          <w:szCs w:val="28"/>
+          <w:lang w:eastAsia="en-US"/>
+        </w:rPr>
+        <w:t xml:space="preserve"> </w:t>
+      </w:r>
+      <w:r>
+        <w:rPr>
+          <w:rFonts w:cs="Tahoma"/>
+          <w:color w:val="0098CD"/>
+          <w:sz w:val="52"/>
+          <w:szCs w:val="28"/>
+          <w:lang w:eastAsia="en-US"/>
+        </w:rPr>
+        <w:t>Benchmarking de LLMs</w:t>
       </w:r>
     </w:p>
     <w:p>
@@ -238,7 +258,7 @@
     </w:p>
     <w:tbl>
       <w:tblPr>
-        <w:tblStyle w:val="Tablaconcuadrcula"/>
+        <w:tblStyle w:val="TableGrid"/>
         <w:tblpPr w:leftFromText="141" w:rightFromText="141" w:vertAnchor="page" w:horzAnchor="margin" w:tblpX="547" w:tblpY="12196"/>
         <w:tblW w:w="0" w:type="auto"/>
         <w:tblBorders>
@@ -263,7 +283,7 @@
           </w:tcPr>
           <w:p>
             <w:pPr>
-              <w:pStyle w:val="Sinespaciado"/>
+              <w:pStyle w:val="NoSpacing"/>
               <w:spacing w:line="276" w:lineRule="auto"/>
               <w:rPr>
                 <w:rFonts w:asciiTheme="majorHAnsi" w:hAnsiTheme="majorHAnsi" w:cs="Tahoma"/>
@@ -288,7 +308,7 @@
           </w:tcPr>
           <w:p>
             <w:pPr>
-              <w:pStyle w:val="Sinespaciado"/>
+              <w:pStyle w:val="NoSpacing"/>
               <w:spacing w:line="276" w:lineRule="auto"/>
               <w:rPr>
                 <w:rFonts w:asciiTheme="majorHAnsi" w:hAnsiTheme="majorHAnsi" w:cs="Tahoma"/>
@@ -315,7 +335,7 @@
           </w:tcPr>
           <w:p>
             <w:pPr>
-              <w:pStyle w:val="Sinespaciado"/>
+              <w:pStyle w:val="NoSpacing"/>
               <w:spacing w:line="276" w:lineRule="auto"/>
               <w:rPr>
                 <w:rFonts w:asciiTheme="majorHAnsi" w:hAnsiTheme="majorHAnsi" w:cs="Tahoma"/>
@@ -340,7 +360,7 @@
           </w:tcPr>
           <w:p>
             <w:pPr>
-              <w:pStyle w:val="Sinespaciado"/>
+              <w:pStyle w:val="NoSpacing"/>
               <w:spacing w:line="276" w:lineRule="auto"/>
               <w:rPr>
                 <w:rFonts w:asciiTheme="majorHAnsi" w:hAnsiTheme="majorHAnsi" w:cs="Tahoma"/>
@@ -367,7 +387,7 @@
           </w:tcPr>
           <w:p>
             <w:pPr>
-              <w:pStyle w:val="Sinespaciado"/>
+              <w:pStyle w:val="NoSpacing"/>
               <w:spacing w:line="276" w:lineRule="auto"/>
               <w:rPr>
                 <w:rFonts w:asciiTheme="majorHAnsi" w:hAnsiTheme="majorHAnsi" w:cs="Tahoma"/>
@@ -392,7 +412,7 @@
           </w:tcPr>
           <w:p>
             <w:pPr>
-              <w:pStyle w:val="Sinespaciado"/>
+              <w:pStyle w:val="NoSpacing"/>
               <w:spacing w:line="276" w:lineRule="auto"/>
               <w:rPr>
                 <w:rFonts w:asciiTheme="majorHAnsi" w:hAnsiTheme="majorHAnsi" w:cs="Tahoma"/>
@@ -419,7 +439,7 @@
           </w:tcPr>
           <w:p>
             <w:pPr>
-              <w:pStyle w:val="Sinespaciado"/>
+              <w:pStyle w:val="NoSpacing"/>
               <w:spacing w:line="276" w:lineRule="auto"/>
               <w:rPr>
                 <w:rFonts w:asciiTheme="majorHAnsi" w:hAnsiTheme="majorHAnsi" w:cs="Tahoma"/>
@@ -444,7 +464,7 @@
           </w:tcPr>
           <w:p>
             <w:pPr>
-              <w:pStyle w:val="Sinespaciado"/>
+              <w:pStyle w:val="NoSpacing"/>
               <w:spacing w:line="276" w:lineRule="auto"/>
               <w:rPr>
                 <w:rFonts w:asciiTheme="majorHAnsi" w:hAnsiTheme="majorHAnsi" w:cs="Tahoma"/>
@@ -661,7 +681,7 @@
     </w:p>
     <w:p>
       <w:pPr>
-        <w:pStyle w:val="TDC1"/>
+        <w:pStyle w:val="TOC1"/>
         <w:tabs>
           <w:tab w:val="left" w:pos="440"/>
           <w:tab w:val="right" w:leader="dot" w:pos="9061"/>
@@ -694,7 +714,7 @@
       <w:hyperlink w:anchor="_Toc155946865" w:history="1">
         <w:r>
           <w:rPr>
-            <w:rStyle w:val="Hipervnculo"/>
+            <w:rStyle w:val="Hyperlink"/>
             <w:noProof/>
           </w:rPr>
           <w:t>1.</w:t>
@@ -710,7 +730,7 @@
         </w:r>
         <w:r>
           <w:rPr>
-            <w:rStyle w:val="Hipervnculo"/>
+            <w:rStyle w:val="Hyperlink"/>
             <w:noProof/>
           </w:rPr>
           <w:t>Introducción</w:t>
@@ -767,7 +787,7 @@
     </w:p>
     <w:p>
       <w:pPr>
-        <w:pStyle w:val="TDC2"/>
+        <w:pStyle w:val="TOC2"/>
         <w:tabs>
           <w:tab w:val="left" w:pos="960"/>
           <w:tab w:val="right" w:leader="dot" w:pos="9061"/>
@@ -782,7 +802,7 @@
       <w:hyperlink w:anchor="_Toc155946866" w:history="1">
         <w:r>
           <w:rPr>
-            <w:rStyle w:val="Hipervnculo"/>
+            <w:rStyle w:val="Hyperlink"/>
             <w:noProof/>
           </w:rPr>
           <w:t>1.1.</w:t>
@@ -798,7 +818,7 @@
         </w:r>
         <w:r>
           <w:rPr>
-            <w:rStyle w:val="Hipervnculo"/>
+            <w:rStyle w:val="Hyperlink"/>
             <w:noProof/>
           </w:rPr>
           <w:t>Motivación</w:t>
@@ -855,7 +875,7 @@
     </w:p>
     <w:p>
       <w:pPr>
-        <w:pStyle w:val="TDC2"/>
+        <w:pStyle w:val="TOC2"/>
         <w:tabs>
           <w:tab w:val="left" w:pos="960"/>
           <w:tab w:val="right" w:leader="dot" w:pos="9061"/>
@@ -870,7 +890,7 @@
       <w:hyperlink w:anchor="_Toc155946867" w:history="1">
         <w:r>
           <w:rPr>
-            <w:rStyle w:val="Hipervnculo"/>
+            <w:rStyle w:val="Hyperlink"/>
             <w:noProof/>
           </w:rPr>
           <w:t>1.2.</w:t>
@@ -886,7 +906,7 @@
         </w:r>
         <w:r>
           <w:rPr>
-            <w:rStyle w:val="Hipervnculo"/>
+            <w:rStyle w:val="Hyperlink"/>
             <w:noProof/>
           </w:rPr>
           <w:t>Planteamiento del trabajo</w:t>
@@ -943,7 +963,7 @@
     </w:p>
     <w:p>
       <w:pPr>
-        <w:pStyle w:val="TDC2"/>
+        <w:pStyle w:val="TOC2"/>
         <w:tabs>
           <w:tab w:val="left" w:pos="960"/>
           <w:tab w:val="right" w:leader="dot" w:pos="9061"/>
@@ -958,7 +978,7 @@
       <w:hyperlink w:anchor="_Toc155946868" w:history="1">
         <w:r>
           <w:rPr>
-            <w:rStyle w:val="Hipervnculo"/>
+            <w:rStyle w:val="Hyperlink"/>
             <w:noProof/>
           </w:rPr>
           <w:t>1.3.</w:t>
@@ -974,7 +994,7 @@
         </w:r>
         <w:r>
           <w:rPr>
-            <w:rStyle w:val="Hipervnculo"/>
+            <w:rStyle w:val="Hyperlink"/>
             <w:noProof/>
           </w:rPr>
           <w:t>Estructura del trabajo</w:t>
@@ -1031,7 +1051,7 @@
     </w:p>
     <w:p>
       <w:pPr>
-        <w:pStyle w:val="TDC1"/>
+        <w:pStyle w:val="TOC1"/>
         <w:tabs>
           <w:tab w:val="left" w:pos="440"/>
           <w:tab w:val="right" w:leader="dot" w:pos="9061"/>
@@ -1046,7 +1066,7 @@
       <w:hyperlink w:anchor="_Toc155946869" w:history="1">
         <w:r>
           <w:rPr>
-            <w:rStyle w:val="Hipervnculo"/>
+            <w:rStyle w:val="Hyperlink"/>
             <w:noProof/>
           </w:rPr>
           <w:t>2.</w:t>
@@ -1062,7 +1082,7 @@
         </w:r>
         <w:r>
           <w:rPr>
-            <w:rStyle w:val="Hipervnculo"/>
+            <w:rStyle w:val="Hyperlink"/>
             <w:noProof/>
           </w:rPr>
           <w:t>Contexto y estado del arte</w:t>
@@ -1119,7 +1139,7 @@
     </w:p>
     <w:p>
       <w:pPr>
-        <w:pStyle w:val="TDC2"/>
+        <w:pStyle w:val="TOC2"/>
         <w:tabs>
           <w:tab w:val="left" w:pos="960"/>
           <w:tab w:val="right" w:leader="dot" w:pos="9061"/>
@@ -1134,7 +1154,7 @@
       <w:hyperlink w:anchor="_Toc155946870" w:history="1">
         <w:r>
           <w:rPr>
-            <w:rStyle w:val="Hipervnculo"/>
+            <w:rStyle w:val="Hyperlink"/>
             <w:noProof/>
           </w:rPr>
           <w:t>2.1.</w:t>
@@ -1150,7 +1170,7 @@
         </w:r>
         <w:r>
           <w:rPr>
-            <w:rStyle w:val="Hipervnculo"/>
+            <w:rStyle w:val="Hyperlink"/>
             <w:noProof/>
           </w:rPr>
           <w:t>Contexto del problema</w:t>
@@ -1207,7 +1227,7 @@
     </w:p>
     <w:p>
       <w:pPr>
-        <w:pStyle w:val="TDC2"/>
+        <w:pStyle w:val="TOC2"/>
         <w:tabs>
           <w:tab w:val="left" w:pos="960"/>
           <w:tab w:val="right" w:leader="dot" w:pos="9061"/>
@@ -1222,7 +1242,7 @@
       <w:hyperlink w:anchor="_Toc155946871" w:history="1">
         <w:r>
           <w:rPr>
-            <w:rStyle w:val="Hipervnculo"/>
+            <w:rStyle w:val="Hyperlink"/>
             <w:noProof/>
           </w:rPr>
           <w:t>2.2.</w:t>
@@ -1238,7 +1258,7 @@
         </w:r>
         <w:r>
           <w:rPr>
-            <w:rStyle w:val="Hipervnculo"/>
+            <w:rStyle w:val="Hyperlink"/>
             <w:noProof/>
           </w:rPr>
           <w:t>Estado del arte</w:t>
@@ -1295,7 +1315,7 @@
     </w:p>
     <w:p>
       <w:pPr>
-        <w:pStyle w:val="TDC2"/>
+        <w:pStyle w:val="TOC2"/>
         <w:tabs>
           <w:tab w:val="left" w:pos="960"/>
           <w:tab w:val="right" w:leader="dot" w:pos="9061"/>
@@ -1310,7 +1330,7 @@
       <w:hyperlink w:anchor="_Toc155946872" w:history="1">
         <w:r>
           <w:rPr>
-            <w:rStyle w:val="Hipervnculo"/>
+            <w:rStyle w:val="Hyperlink"/>
             <w:noProof/>
           </w:rPr>
           <w:t>2.3.</w:t>
@@ -1326,7 +1346,7 @@
         </w:r>
         <w:r>
           <w:rPr>
-            <w:rStyle w:val="Hipervnculo"/>
+            <w:rStyle w:val="Hyperlink"/>
             <w:noProof/>
           </w:rPr>
           <w:t>Conclusiones</w:t>
@@ -1383,7 +1403,7 @@
     </w:p>
     <w:p>
       <w:pPr>
-        <w:pStyle w:val="TDC1"/>
+        <w:pStyle w:val="TOC1"/>
         <w:tabs>
           <w:tab w:val="left" w:pos="440"/>
           <w:tab w:val="right" w:leader="dot" w:pos="9061"/>
@@ -1398,7 +1418,7 @@
       <w:hyperlink w:anchor="_Toc155946873" w:history="1">
         <w:r>
           <w:rPr>
-            <w:rStyle w:val="Hipervnculo"/>
+            <w:rStyle w:val="Hyperlink"/>
             <w:noProof/>
           </w:rPr>
           <w:t>3.</w:t>
@@ -1414,7 +1434,7 @@
         </w:r>
         <w:r>
           <w:rPr>
-            <w:rStyle w:val="Hipervnculo"/>
+            <w:rStyle w:val="Hyperlink"/>
             <w:noProof/>
           </w:rPr>
           <w:t>Objetivos concretos y metodología de trabajo</w:t>
@@ -1471,7 +1491,7 @@
     </w:p>
     <w:p>
       <w:pPr>
-        <w:pStyle w:val="TDC2"/>
+        <w:pStyle w:val="TOC2"/>
         <w:tabs>
           <w:tab w:val="left" w:pos="960"/>
           <w:tab w:val="right" w:leader="dot" w:pos="9061"/>
@@ -1486,7 +1506,7 @@
       <w:hyperlink w:anchor="_Toc155946874" w:history="1">
         <w:r>
           <w:rPr>
-            <w:rStyle w:val="Hipervnculo"/>
+            <w:rStyle w:val="Hyperlink"/>
             <w:noProof/>
           </w:rPr>
           <w:t>3.1.</w:t>
@@ -1502,7 +1522,7 @@
         </w:r>
         <w:r>
           <w:rPr>
-            <w:rStyle w:val="Hipervnculo"/>
+            <w:rStyle w:val="Hyperlink"/>
             <w:noProof/>
           </w:rPr>
           <w:t>Objetivo general</w:t>
@@ -1559,7 +1579,7 @@
     </w:p>
     <w:p>
       <w:pPr>
-        <w:pStyle w:val="TDC2"/>
+        <w:pStyle w:val="TOC2"/>
         <w:tabs>
           <w:tab w:val="left" w:pos="960"/>
           <w:tab w:val="right" w:leader="dot" w:pos="9061"/>
@@ -1574,7 +1594,7 @@
       <w:hyperlink w:anchor="_Toc155946875" w:history="1">
         <w:r>
           <w:rPr>
-            <w:rStyle w:val="Hipervnculo"/>
+            <w:rStyle w:val="Hyperlink"/>
             <w:noProof/>
           </w:rPr>
           <w:t>3.2.</w:t>
@@ -1590,7 +1610,7 @@
         </w:r>
         <w:r>
           <w:rPr>
-            <w:rStyle w:val="Hipervnculo"/>
+            <w:rStyle w:val="Hyperlink"/>
             <w:noProof/>
           </w:rPr>
           <w:t>Objetivos específicos</w:t>
@@ -1647,7 +1667,7 @@
     </w:p>
     <w:p>
       <w:pPr>
-        <w:pStyle w:val="TDC2"/>
+        <w:pStyle w:val="TOC2"/>
         <w:tabs>
           <w:tab w:val="left" w:pos="960"/>
           <w:tab w:val="right" w:leader="dot" w:pos="9061"/>
@@ -1662,7 +1682,7 @@
       <w:hyperlink w:anchor="_Toc155946876" w:history="1">
         <w:r>
           <w:rPr>
-            <w:rStyle w:val="Hipervnculo"/>
+            <w:rStyle w:val="Hyperlink"/>
             <w:noProof/>
           </w:rPr>
           <w:t>3.3.</w:t>
@@ -1678,7 +1698,7 @@
         </w:r>
         <w:r>
           <w:rPr>
-            <w:rStyle w:val="Hipervnculo"/>
+            <w:rStyle w:val="Hyperlink"/>
             <w:noProof/>
           </w:rPr>
           <w:t>Metodología del trabajo</w:t>
@@ -1735,7 +1755,7 @@
     </w:p>
     <w:p>
       <w:pPr>
-        <w:pStyle w:val="TDC1"/>
+        <w:pStyle w:val="TOC1"/>
         <w:tabs>
           <w:tab w:val="left" w:pos="440"/>
           <w:tab w:val="right" w:leader="dot" w:pos="9061"/>
@@ -1750,7 +1770,7 @@
       <w:hyperlink w:anchor="_Toc155946877" w:history="1">
         <w:r>
           <w:rPr>
-            <w:rStyle w:val="Hipervnculo"/>
+            <w:rStyle w:val="Hyperlink"/>
             <w:noProof/>
           </w:rPr>
           <w:t>4.</w:t>
@@ -1766,7 +1786,7 @@
         </w:r>
         <w:r>
           <w:rPr>
-            <w:rStyle w:val="Hipervnculo"/>
+            <w:rStyle w:val="Hyperlink"/>
             <w:noProof/>
           </w:rPr>
           <w:t>Marco normativo</w:t>
@@ -1823,7 +1843,7 @@
     </w:p>
     <w:p>
       <w:pPr>
-        <w:pStyle w:val="TDC1"/>
+        <w:pStyle w:val="TOC1"/>
         <w:tabs>
           <w:tab w:val="left" w:pos="440"/>
           <w:tab w:val="right" w:leader="dot" w:pos="9061"/>
@@ -1838,7 +1858,7 @@
       <w:hyperlink w:anchor="_Toc155946878" w:history="1">
         <w:r>
           <w:rPr>
-            <w:rStyle w:val="Hipervnculo"/>
+            <w:rStyle w:val="Hyperlink"/>
             <w:noProof/>
           </w:rPr>
           <w:t>5.</w:t>
@@ -1854,7 +1874,7 @@
         </w:r>
         <w:r>
           <w:rPr>
-            <w:rStyle w:val="Hipervnculo"/>
+            <w:rStyle w:val="Hyperlink"/>
             <w:noProof/>
           </w:rPr>
           <w:t>Desarrollo específico de la contribución</w:t>
@@ -1911,7 +1931,7 @@
     </w:p>
     <w:p>
       <w:pPr>
-        <w:pStyle w:val="TDC2"/>
+        <w:pStyle w:val="TOC2"/>
         <w:tabs>
           <w:tab w:val="left" w:pos="960"/>
           <w:tab w:val="right" w:leader="dot" w:pos="9061"/>
@@ -1926,7 +1946,7 @@
       <w:hyperlink w:anchor="_Toc155946879" w:history="1">
         <w:r>
           <w:rPr>
-            <w:rStyle w:val="Hipervnculo"/>
+            <w:rStyle w:val="Hyperlink"/>
             <w:noProof/>
           </w:rPr>
           <w:t>5.1.</w:t>
@@ -1942,7 +1962,7 @@
         </w:r>
         <w:r>
           <w:rPr>
-            <w:rStyle w:val="Hipervnculo"/>
+            <w:rStyle w:val="Hyperlink"/>
             <w:noProof/>
           </w:rPr>
           <w:t>“Título 2” del menú de estilos</w:t>
@@ -1999,7 +2019,7 @@
     </w:p>
     <w:p>
       <w:pPr>
-        <w:pStyle w:val="TDC2"/>
+        <w:pStyle w:val="TOC2"/>
         <w:tabs>
           <w:tab w:val="left" w:pos="960"/>
           <w:tab w:val="right" w:leader="dot" w:pos="9061"/>
@@ -2014,7 +2034,7 @@
       <w:hyperlink w:anchor="_Toc155946880" w:history="1">
         <w:r>
           <w:rPr>
-            <w:rStyle w:val="Hipervnculo"/>
+            <w:rStyle w:val="Hyperlink"/>
             <w:noProof/>
           </w:rPr>
           <w:t>5.2.</w:t>
@@ -2030,7 +2050,7 @@
         </w:r>
         <w:r>
           <w:rPr>
-            <w:rStyle w:val="Hipervnculo"/>
+            <w:rStyle w:val="Hyperlink"/>
             <w:noProof/>
           </w:rPr>
           <w:t>“Título 2” del menú de estilos</w:t>
@@ -2087,7 +2107,7 @@
     </w:p>
     <w:p>
       <w:pPr>
-        <w:pStyle w:val="TDC3"/>
+        <w:pStyle w:val="TOC3"/>
         <w:tabs>
           <w:tab w:val="left" w:pos="1440"/>
           <w:tab w:val="right" w:leader="dot" w:pos="9061"/>
@@ -2102,7 +2122,7 @@
       <w:hyperlink w:anchor="_Toc155946881" w:history="1">
         <w:r>
           <w:rPr>
-            <w:rStyle w:val="Hipervnculo"/>
+            <w:rStyle w:val="Hyperlink"/>
             <w:noProof/>
           </w:rPr>
           <w:t>5.2.1.</w:t>
@@ -2118,7 +2138,7 @@
         </w:r>
         <w:r>
           <w:rPr>
-            <w:rStyle w:val="Hipervnculo"/>
+            <w:rStyle w:val="Hyperlink"/>
             <w:noProof/>
           </w:rPr>
           <w:t>“Título 3” del menú de estilos</w:t>
@@ -2175,7 +2195,7 @@
     </w:p>
     <w:p>
       <w:pPr>
-        <w:pStyle w:val="TDC1"/>
+        <w:pStyle w:val="TOC1"/>
         <w:tabs>
           <w:tab w:val="left" w:pos="440"/>
           <w:tab w:val="right" w:leader="dot" w:pos="9061"/>
@@ -2190,7 +2210,7 @@
       <w:hyperlink w:anchor="_Toc155946882" w:history="1">
         <w:r>
           <w:rPr>
-            <w:rStyle w:val="Hipervnculo"/>
+            <w:rStyle w:val="Hyperlink"/>
             <w:noProof/>
           </w:rPr>
           <w:t>6.</w:t>
@@ -2206,7 +2226,7 @@
         </w:r>
         <w:r>
           <w:rPr>
-            <w:rStyle w:val="Hipervnculo"/>
+            <w:rStyle w:val="Hyperlink"/>
             <w:noProof/>
           </w:rPr>
           <w:t>Código fuente y datos analizados</w:t>
@@ -2263,7 +2283,7 @@
     </w:p>
     <w:p>
       <w:pPr>
-        <w:pStyle w:val="TDC2"/>
+        <w:pStyle w:val="TOC2"/>
         <w:tabs>
           <w:tab w:val="left" w:pos="960"/>
           <w:tab w:val="right" w:leader="dot" w:pos="9061"/>
@@ -2278,7 +2298,7 @@
       <w:hyperlink w:anchor="_Toc155946883" w:history="1">
         <w:r>
           <w:rPr>
-            <w:rStyle w:val="Hipervnculo"/>
+            <w:rStyle w:val="Hyperlink"/>
             <w:noProof/>
           </w:rPr>
           <w:t>6.1.</w:t>
@@ -2294,7 +2314,7 @@
         </w:r>
         <w:r>
           <w:rPr>
-            <w:rStyle w:val="Hipervnculo"/>
+            <w:rStyle w:val="Hyperlink"/>
             <w:noProof/>
           </w:rPr>
           <w:t>Código fuente</w:t>
@@ -2351,7 +2371,7 @@
     </w:p>
     <w:p>
       <w:pPr>
-        <w:pStyle w:val="TDC2"/>
+        <w:pStyle w:val="TOC2"/>
         <w:tabs>
           <w:tab w:val="left" w:pos="960"/>
           <w:tab w:val="right" w:leader="dot" w:pos="9061"/>
@@ -2366,7 +2386,7 @@
       <w:hyperlink w:anchor="_Toc155946884" w:history="1">
         <w:r>
           <w:rPr>
-            <w:rStyle w:val="Hipervnculo"/>
+            <w:rStyle w:val="Hyperlink"/>
             <w:noProof/>
           </w:rPr>
           <w:t>6.2.</w:t>
@@ -2382,7 +2402,7 @@
         </w:r>
         <w:r>
           <w:rPr>
-            <w:rStyle w:val="Hipervnculo"/>
+            <w:rStyle w:val="Hyperlink"/>
             <w:noProof/>
           </w:rPr>
           <w:t>Datos Analizados</w:t>
@@ -2439,7 +2459,7 @@
     </w:p>
     <w:p>
       <w:pPr>
-        <w:pStyle w:val="TDC1"/>
+        <w:pStyle w:val="TOC1"/>
         <w:tabs>
           <w:tab w:val="left" w:pos="440"/>
           <w:tab w:val="right" w:leader="dot" w:pos="9061"/>
@@ -2454,7 +2474,7 @@
       <w:hyperlink w:anchor="_Toc155946885" w:history="1">
         <w:r>
           <w:rPr>
-            <w:rStyle w:val="Hipervnculo"/>
+            <w:rStyle w:val="Hyperlink"/>
             <w:noProof/>
           </w:rPr>
           <w:t>7.</w:t>
@@ -2470,7 +2490,7 @@
         </w:r>
         <w:r>
           <w:rPr>
-            <w:rStyle w:val="Hipervnculo"/>
+            <w:rStyle w:val="Hyperlink"/>
             <w:noProof/>
           </w:rPr>
           <w:t>Conclusiones</w:t>
@@ -2527,7 +2547,7 @@
     </w:p>
     <w:p>
       <w:pPr>
-        <w:pStyle w:val="TDC1"/>
+        <w:pStyle w:val="TOC1"/>
         <w:tabs>
           <w:tab w:val="left" w:pos="440"/>
           <w:tab w:val="right" w:leader="dot" w:pos="9061"/>
@@ -2542,7 +2562,7 @@
       <w:hyperlink w:anchor="_Toc155946886" w:history="1">
         <w:r>
           <w:rPr>
-            <w:rStyle w:val="Hipervnculo"/>
+            <w:rStyle w:val="Hyperlink"/>
             <w:noProof/>
           </w:rPr>
           <w:t>8.</w:t>
@@ -2558,7 +2578,7 @@
         </w:r>
         <w:r>
           <w:rPr>
-            <w:rStyle w:val="Hipervnculo"/>
+            <w:rStyle w:val="Hyperlink"/>
             <w:noProof/>
           </w:rPr>
           <w:t>Limitaciones y prospectiva</w:t>
@@ -2615,7 +2635,7 @@
     </w:p>
     <w:p>
       <w:pPr>
-        <w:pStyle w:val="TDC2"/>
+        <w:pStyle w:val="TOC2"/>
         <w:tabs>
           <w:tab w:val="left" w:pos="960"/>
           <w:tab w:val="right" w:leader="dot" w:pos="9061"/>
@@ -2630,7 +2650,7 @@
       <w:hyperlink w:anchor="_Toc155946887" w:history="1">
         <w:r>
           <w:rPr>
-            <w:rStyle w:val="Hipervnculo"/>
+            <w:rStyle w:val="Hyperlink"/>
             <w:noProof/>
           </w:rPr>
           <w:t>8.1.</w:t>
@@ -2646,7 +2666,7 @@
         </w:r>
         <w:r>
           <w:rPr>
-            <w:rStyle w:val="Hipervnculo"/>
+            <w:rStyle w:val="Hyperlink"/>
             <w:noProof/>
           </w:rPr>
           <w:t>Limitaciones</w:t>
@@ -2703,7 +2723,7 @@
     </w:p>
     <w:p>
       <w:pPr>
-        <w:pStyle w:val="TDC2"/>
+        <w:pStyle w:val="TOC2"/>
         <w:tabs>
           <w:tab w:val="left" w:pos="960"/>
           <w:tab w:val="right" w:leader="dot" w:pos="9061"/>
@@ -2718,7 +2738,7 @@
       <w:hyperlink w:anchor="_Toc155946888" w:history="1">
         <w:r>
           <w:rPr>
-            <w:rStyle w:val="Hipervnculo"/>
+            <w:rStyle w:val="Hyperlink"/>
             <w:noProof/>
           </w:rPr>
           <w:t>8.2.</w:t>
@@ -2734,7 +2754,7 @@
         </w:r>
         <w:r>
           <w:rPr>
-            <w:rStyle w:val="Hipervnculo"/>
+            <w:rStyle w:val="Hyperlink"/>
             <w:noProof/>
           </w:rPr>
           <w:t>Trabajo futuro</w:t>
@@ -2791,7 +2811,7 @@
     </w:p>
     <w:p>
       <w:pPr>
-        <w:pStyle w:val="TDC1"/>
+        <w:pStyle w:val="TOC1"/>
         <w:tabs>
           <w:tab w:val="right" w:leader="dot" w:pos="9061"/>
         </w:tabs>
@@ -2805,7 +2825,7 @@
       <w:hyperlink w:anchor="_Toc155946889" w:history="1">
         <w:r>
           <w:rPr>
-            <w:rStyle w:val="Hipervnculo"/>
+            <w:rStyle w:val="Hyperlink"/>
             <w:noProof/>
           </w:rPr>
           <w:t>Referencias bibliográficas</w:t>
@@ -2862,7 +2882,7 @@
     </w:p>
     <w:p>
       <w:pPr>
-        <w:pStyle w:val="TDC1"/>
+        <w:pStyle w:val="TOC1"/>
         <w:tabs>
           <w:tab w:val="left" w:pos="1200"/>
           <w:tab w:val="right" w:leader="dot" w:pos="9061"/>
@@ -2877,7 +2897,7 @@
       <w:hyperlink w:anchor="_Toc155946890" w:history="1">
         <w:r>
           <w:rPr>
-            <w:rStyle w:val="Hipervnculo"/>
+            <w:rStyle w:val="Hyperlink"/>
             <w:noProof/>
           </w:rPr>
           <w:t>Anexo A.</w:t>
@@ -2893,7 +2913,7 @@
         </w:r>
         <w:r>
           <w:rPr>
-            <w:rStyle w:val="Hipervnculo"/>
+            <w:rStyle w:val="Hyperlink"/>
             <w:noProof/>
           </w:rPr>
           <w:t>Privacidad y protección de datos</w:t>
@@ -2971,7 +2991,7 @@
     </w:p>
     <w:p>
       <w:pPr>
-        <w:pStyle w:val="Tabladeilustraciones"/>
+        <w:pStyle w:val="TableofFigures"/>
         <w:tabs>
           <w:tab w:val="right" w:leader="dot" w:pos="9061"/>
         </w:tabs>
@@ -3006,14 +3026,14 @@
       <w:hyperlink w:anchor="_Toc155946891" w:history="1">
         <w:r>
           <w:rPr>
-            <w:rStyle w:val="Hipervnculo"/>
+            <w:rStyle w:val="Hyperlink"/>
             <w:noProof/>
           </w:rPr>
           <w:t xml:space="preserve">Figura 1. </w:t>
         </w:r>
         <w:r>
           <w:rPr>
-            <w:rStyle w:val="Hipervnculo"/>
+            <w:rStyle w:val="Hyperlink"/>
             <w:i/>
             <w:iCs/>
             <w:noProof/>
@@ -3090,7 +3110,7 @@
     </w:p>
     <w:p>
       <w:pPr>
-        <w:pStyle w:val="Tabladeilustraciones"/>
+        <w:pStyle w:val="TableofFigures"/>
         <w:tabs>
           <w:tab w:val="right" w:leader="dot" w:pos="9061"/>
         </w:tabs>
@@ -3122,14 +3142,14 @@
       <w:hyperlink w:anchor="_Toc155946892" w:history="1">
         <w:r>
           <w:rPr>
-            <w:rStyle w:val="Hipervnculo"/>
+            <w:rStyle w:val="Hyperlink"/>
             <w:noProof/>
           </w:rPr>
           <w:t xml:space="preserve">Tabla 1. </w:t>
         </w:r>
         <w:r>
           <w:rPr>
-            <w:rStyle w:val="Hipervnculo"/>
+            <w:rStyle w:val="Hyperlink"/>
             <w:i/>
             <w:iCs/>
             <w:noProof/>
@@ -3210,7 +3230,7 @@
     </w:p>
     <w:p>
       <w:pPr>
-        <w:pStyle w:val="Ttulo1"/>
+        <w:pStyle w:val="Heading1"/>
       </w:pPr>
       <w:bookmarkStart w:id="2" w:name="_Toc147741191"/>
       <w:bookmarkStart w:id="3" w:name="_Toc155946865"/>
@@ -3239,7 +3259,7 @@
     </w:p>
     <w:p>
       <w:pPr>
-        <w:pStyle w:val="Ttulo2"/>
+        <w:pStyle w:val="Heading2"/>
       </w:pPr>
       <w:bookmarkStart w:id="6" w:name="_Toc155946866"/>
       <w:r>
@@ -3274,7 +3294,7 @@
     </w:p>
     <w:p>
       <w:pPr>
-        <w:pStyle w:val="Ttulo2"/>
+        <w:pStyle w:val="Heading2"/>
       </w:pPr>
       <w:bookmarkStart w:id="7" w:name="_Toc147741193"/>
       <w:bookmarkStart w:id="8" w:name="_Toc155946867"/>
@@ -3463,7 +3483,7 @@
     <w:p/>
     <w:p>
       <w:pPr>
-        <w:pStyle w:val="Ttulo2"/>
+        <w:pStyle w:val="Heading2"/>
       </w:pPr>
       <w:bookmarkStart w:id="9" w:name="_Toc147741194"/>
       <w:bookmarkStart w:id="10" w:name="_Toc155946868"/>
@@ -3644,7 +3664,7 @@
     </w:p>
     <w:p>
       <w:pPr>
-        <w:pStyle w:val="Ttulo1"/>
+        <w:pStyle w:val="Heading1"/>
         <w:rPr>
           <w:caps w:val="0"/>
         </w:rPr>
@@ -3664,7 +3684,7 @@
     <w:p/>
     <w:p>
       <w:pPr>
-        <w:pStyle w:val="Ttulo2"/>
+        <w:pStyle w:val="Heading2"/>
         <w:ind w:left="716"/>
         <w:rPr>
           <w:caps w:val="0"/>
@@ -3752,7 +3772,7 @@
     <w:p/>
     <w:p>
       <w:pPr>
-        <w:pStyle w:val="Ttulo2"/>
+        <w:pStyle w:val="Heading2"/>
         <w:ind w:left="716"/>
         <w:rPr>
           <w:caps w:val="0"/>
@@ -3769,7 +3789,7 @@
     </w:p>
     <w:p>
       <w:pPr>
-        <w:pStyle w:val="Ttulo3"/>
+        <w:pStyle w:val="Heading3"/>
       </w:pPr>
       <w:r>
         <w:t xml:space="preserve"> IA Centrada en los Datos (Data-Centric AI)</w:t>
@@ -3797,7 +3817,7 @@
     <w:p/>
     <w:p>
       <w:pPr>
-        <w:pStyle w:val="Ttulo3"/>
+        <w:pStyle w:val="Heading3"/>
       </w:pPr>
       <w:r>
         <w:t>Dimensiones de Calidad: Norma ISO/IEC 25012</w:t>
@@ -3811,7 +3831,7 @@
     <w:p/>
     <w:p>
       <w:pPr>
-        <w:pStyle w:val="Ttulo3"/>
+        <w:pStyle w:val="Heading3"/>
       </w:pPr>
       <w:r>
         <w:t>Observabilidad de Datos</w:t>
@@ -3845,7 +3865,7 @@
     <w:p/>
     <w:p>
       <w:pPr>
-        <w:pStyle w:val="Ttulo3"/>
+        <w:pStyle w:val="Heading3"/>
       </w:pPr>
       <w:r>
         <w:t>LLMs en Ingeniería de Datos</w:t>
@@ -3899,7 +3919,7 @@
     <w:p/>
     <w:p>
       <w:pPr>
-        <w:pStyle w:val="Ttulo3"/>
+        <w:pStyle w:val="Heading3"/>
       </w:pPr>
       <w:r>
         <w:t>Mitigación de Alucinaciones Técnicas</w:t>
@@ -3935,7 +3955,7 @@
     <w:p/>
     <w:p>
       <w:pPr>
-        <w:pStyle w:val="Ttulo2"/>
+        <w:pStyle w:val="Heading2"/>
         <w:ind w:left="716"/>
         <w:rPr>
           <w:caps w:val="0"/>
@@ -3967,7 +3987,7 @@
     </w:p>
     <w:p>
       <w:pPr>
-        <w:pStyle w:val="Ttulo1"/>
+        <w:pStyle w:val="Heading1"/>
         <w:rPr>
           <w:caps w:val="0"/>
         </w:rPr>
@@ -3986,7 +4006,7 @@
     </w:p>
     <w:p>
       <w:pPr>
-        <w:pStyle w:val="Ttulo2"/>
+        <w:pStyle w:val="Heading2"/>
         <w:ind w:left="716"/>
         <w:rPr>
           <w:caps w:val="0"/>
@@ -4011,7 +4031,7 @@
     <w:p/>
     <w:p>
       <w:pPr>
-        <w:pStyle w:val="Ttulo2"/>
+        <w:pStyle w:val="Heading2"/>
         <w:ind w:left="716"/>
         <w:rPr>
           <w:caps w:val="0"/>
@@ -4115,7 +4135,7 @@
     <w:p/>
     <w:p>
       <w:pPr>
-        <w:pStyle w:val="Ttulo2"/>
+        <w:pStyle w:val="Heading2"/>
         <w:ind w:left="716"/>
         <w:rPr>
           <w:caps w:val="0"/>
@@ -4139,7 +4159,7 @@
     </w:p>
     <w:p>
       <w:pPr>
-        <w:pStyle w:val="Ttulo3"/>
+        <w:pStyle w:val="Heading3"/>
       </w:pPr>
       <w:r>
         <w:lastRenderedPageBreak/>
@@ -4154,7 +4174,7 @@
     <w:p/>
     <w:p>
       <w:pPr>
-        <w:pStyle w:val="Ttulo3"/>
+        <w:pStyle w:val="Heading3"/>
       </w:pPr>
       <w:r>
         <w:t>Scrum</w:t>
@@ -4168,7 +4188,7 @@
     <w:p/>
     <w:p>
       <w:pPr>
-        <w:pStyle w:val="Ttulo3"/>
+        <w:pStyle w:val="Heading3"/>
       </w:pPr>
       <w:r>
         <w:t>Arquitectura de Capas de Estabilidad</w:t>
@@ -4383,7 +4403,7 @@
     <w:p/>
     <w:p>
       <w:pPr>
-        <w:pStyle w:val="Ttulo3"/>
+        <w:pStyle w:val="Heading3"/>
       </w:pPr>
       <w:r>
         <w:t>Validación Experimental</w:t>
@@ -4406,7 +4426,7 @@
     </w:p>
     <w:p>
       <w:pPr>
-        <w:pStyle w:val="Ttulo1"/>
+        <w:pStyle w:val="Heading1"/>
         <w:rPr>
           <w:caps w:val="0"/>
         </w:rPr>
@@ -4454,7 +4474,7 @@
     </w:p>
     <w:p>
       <w:pPr>
-        <w:pStyle w:val="Ttulo1"/>
+        <w:pStyle w:val="Heading1"/>
       </w:pPr>
       <w:bookmarkStart w:id="25" w:name="_Toc155946878"/>
       <w:bookmarkEnd w:id="4"/>
@@ -4490,7 +4510,7 @@
       </w:r>
       <w:r>
         <w:rPr>
-          <w:rStyle w:val="Refdenotaalpie"/>
+          <w:rStyle w:val="FootnoteReference"/>
         </w:rPr>
         <w:footnoteReference w:id="1"/>
       </w:r>
@@ -4501,7 +4521,7 @@
     <w:p/>
     <w:p>
       <w:pPr>
-        <w:pStyle w:val="Ttulo2"/>
+        <w:pStyle w:val="Heading2"/>
       </w:pPr>
       <w:bookmarkStart w:id="26" w:name="_Toc437515558"/>
       <w:bookmarkStart w:id="27" w:name="_Toc14106980"/>
@@ -4535,7 +4555,7 @@
     </w:p>
     <w:p>
       <w:pPr>
-        <w:pStyle w:val="Ttulo2"/>
+        <w:pStyle w:val="Heading2"/>
       </w:pPr>
       <w:bookmarkStart w:id="29" w:name="_Toc155946880"/>
       <w:r>
@@ -4553,7 +4573,7 @@
     </w:p>
     <w:p>
       <w:pPr>
-        <w:pStyle w:val="Ttulo3"/>
+        <w:pStyle w:val="Heading3"/>
       </w:pPr>
       <w:bookmarkStart w:id="30" w:name="_Toc437515559"/>
       <w:bookmarkStart w:id="31" w:name="_Toc14106981"/>
@@ -4572,7 +4592,7 @@
     </w:p>
     <w:p>
       <w:pPr>
-        <w:pStyle w:val="Ttulo4"/>
+        <w:pStyle w:val="Heading4"/>
       </w:pPr>
       <w:bookmarkStart w:id="33" w:name="_Toc437515560"/>
       <w:bookmarkStart w:id="34" w:name="_Toc14106982"/>
@@ -4599,7 +4619,7 @@
     </w:p>
     <w:p>
       <w:pPr>
-        <w:pStyle w:val="Ttulo1"/>
+        <w:pStyle w:val="Heading1"/>
       </w:pPr>
       <w:bookmarkStart w:id="35" w:name="_Toc155946882"/>
       <w:r>
@@ -4613,7 +4633,7 @@
     </w:p>
     <w:p>
       <w:pPr>
-        <w:pStyle w:val="Ttulo2"/>
+        <w:pStyle w:val="Heading2"/>
       </w:pPr>
       <w:r>
         <w:rPr>
@@ -4637,7 +4657,7 @@
     </w:p>
     <w:p>
       <w:pPr>
-        <w:pStyle w:val="Ttulo2"/>
+        <w:pStyle w:val="Heading2"/>
       </w:pPr>
       <w:r>
         <w:rPr>
@@ -4666,7 +4686,7 @@
     </w:p>
     <w:p>
       <w:pPr>
-        <w:pStyle w:val="Ttulo4"/>
+        <w:pStyle w:val="Heading4"/>
         <w:numPr>
           <w:ilvl w:val="0"/>
           <w:numId w:val="0"/>
@@ -4687,7 +4707,7 @@
     </w:p>
     <w:p>
       <w:pPr>
-        <w:pStyle w:val="Ttulo1"/>
+        <w:pStyle w:val="Heading1"/>
         <w:rPr>
           <w:caps w:val="0"/>
         </w:rPr>
@@ -4720,7 +4740,7 @@
     <w:p/>
     <w:p>
       <w:pPr>
-        <w:pStyle w:val="Ttulo2"/>
+        <w:pStyle w:val="Heading2"/>
       </w:pPr>
       <w:r>
         <w:br w:type="page"/>
@@ -4728,7 +4748,7 @@
     </w:p>
     <w:p>
       <w:pPr>
-        <w:pStyle w:val="Ttulo1"/>
+        <w:pStyle w:val="Heading1"/>
         <w:rPr>
           <w:caps w:val="0"/>
         </w:rPr>
@@ -4751,7 +4771,7 @@
     </w:p>
     <w:p>
       <w:pPr>
-        <w:pStyle w:val="Ttulo2"/>
+        <w:pStyle w:val="Heading2"/>
         <w:rPr>
           <w:caps w:val="0"/>
         </w:rPr>
@@ -4791,7 +4811,7 @@
     </w:p>
     <w:p>
       <w:pPr>
-        <w:pStyle w:val="Ttulo2"/>
+        <w:pStyle w:val="Heading2"/>
         <w:rPr>
           <w:caps w:val="0"/>
         </w:rPr>
@@ -5485,11 +5505,11 @@
   <w:footnote w:id="1">
     <w:p>
       <w:pPr>
-        <w:pStyle w:val="Textonotapie"/>
-      </w:pPr>
-      <w:r>
-        <w:rPr>
-          <w:rStyle w:val="Refdenotaalpie"/>
+        <w:pStyle w:val="FootnoteText"/>
+      </w:pPr>
+      <w:r>
+        <w:rPr>
+          <w:rStyle w:val="FootnoteReference"/>
         </w:rPr>
         <w:footnoteRef/>
       </w:r>
@@ -5505,7 +5525,7 @@
 <w:hdr xmlns:wpc="http://schemas.microsoft.com/office/word/2010/wordprocessingCanvas" xmlns:cx="http://schemas.microsoft.com/office/drawing/2014/chartex" xmlns:cx1="http://schemas.microsoft.com/office/drawing/2015/9/8/chartex" xmlns:cx2="http://schemas.microsoft.com/office/drawing/2015/10/21/chartex" xmlns:cx3="http://schemas.microsoft.com/office/drawing/2016/5/9/chartex" xmlns:cx4="http://schemas.microsoft.com/office/drawing/2016/5/10/chartex" xmlns:cx5="http://schemas.microsoft.com/office/drawing/2016/5/11/chartex" xmlns:cx6="http://schemas.microsoft.com/office/drawing/2016/5/12/chartex" xmlns:cx7="http://schemas.microsoft.com/office/drawing/2016/5/13/chartex" xmlns:cx8="http://schemas.microsoft.com/office/drawing/2016/5/14/chartex" xmlns:mc="http://schemas.openxmlformats.org/markup-compatibility/2006" xmlns:aink="http://schemas.microsoft.com/office/drawing/2016/ink" xmlns:am3d="http://schemas.microsoft.com/office/drawing/2017/model3d" xmlns:o="urn:schemas-microsoft-com:office:office" xmlns:oel="http://schemas.microsoft.com/office/2019/extlst" xmlns:r="http://schemas.openxmlformats.org/officeDocument/2006/relationships" xmlns:m="http://schemas.openxmlformats.org/officeDocument/2006/math" xmlns:v="urn:schemas-microsoft-com:vml" xmlns:wp14="http://schemas.microsoft.com/office/word/2010/wordprocessingDrawing" xmlns:wp="http://schemas.openxmlformats.org/drawingml/2006/wordprocessingDrawing" xmlns:w10="urn:schemas-microsoft-com:office:word" xmlns:w="http://schemas.openxmlformats.org/wordprocessingml/2006/main" xmlns:w14="http://schemas.microsoft.com/office/word/2010/wordml" xmlns:w15="http://schemas.microsoft.com/office/word/2012/wordml" xmlns:w16cex="http://schemas.microsoft.com/office/word/2018/wordml/cex" xmlns:w16cid="http://schemas.microsoft.com/office/word/2016/wordml/cid" xmlns:w16="http://schemas.microsoft.com/office/word/2018/wordml" xmlns:w16du="http://schemas.microsoft.com/office/word/2023/wordml/word16du" xmlns:w16sdtdh="http://schemas.microsoft.com/office/word/2020/wordml/sdtdatahash" xmlns:w16sdtfl="http://schemas.microsoft.com/office/word/2024/wordml/sdtformatlock" xmlns:w16se="http://schemas.microsoft.com/office/word/2015/wordml/symex" xmlns:wpg="http://schemas.microsoft.com/office/word/2010/wordprocessingGroup" xmlns:wpi="http://schemas.microsoft.com/office/word/2010/wordprocessingInk" xmlns:wne="http://schemas.microsoft.com/office/word/2006/wordml" xmlns:wps="http://schemas.microsoft.com/office/word/2010/wordprocessingShape" mc:Ignorable="w14 w15 w16se w16cid w16 w16cex w16sdtdh w16sdtfl w16du wp14">
   <w:p>
     <w:pPr>
-      <w:pStyle w:val="Encabezado"/>
+      <w:pStyle w:val="Header"/>
       <w:spacing w:before="0" w:after="0" w:line="240" w:lineRule="auto"/>
       <w:jc w:val="right"/>
       <w:rPr>
@@ -5523,7 +5543,7 @@
   </w:p>
   <w:p>
     <w:pPr>
-      <w:pStyle w:val="Encabezado"/>
+      <w:pStyle w:val="Header"/>
       <w:spacing w:before="0" w:after="0" w:line="240" w:lineRule="auto"/>
       <w:jc w:val="right"/>
       <w:rPr>
@@ -5536,33 +5556,8 @@
         <w:rFonts w:asciiTheme="majorHAnsi" w:hAnsiTheme="majorHAnsi"/>
         <w:sz w:val="20"/>
       </w:rPr>
-      <w:t xml:space="preserve">AURA: Entorno de Diagnóstico Cognitivo para la Calidad del Dato </w:t>
+      <w:t>AURA: Entorno de Diagnóstico Cognitivo para la Calidad del Dato medianteBenchmarking de LLMs</w:t>
     </w:r>
-    <w:proofErr w:type="spellStart"/>
-    <w:r>
-      <w:rPr>
-        <w:rFonts w:asciiTheme="majorHAnsi" w:hAnsiTheme="majorHAnsi"/>
-        <w:sz w:val="20"/>
-      </w:rPr>
-      <w:t>medianteBenchmarking</w:t>
-    </w:r>
-    <w:proofErr w:type="spellEnd"/>
-    <w:r>
-      <w:rPr>
-        <w:rFonts w:asciiTheme="majorHAnsi" w:hAnsiTheme="majorHAnsi"/>
-        <w:sz w:val="20"/>
-      </w:rPr>
-      <w:t xml:space="preserve"> de </w:t>
-    </w:r>
-    <w:proofErr w:type="spellStart"/>
-    <w:r>
-      <w:rPr>
-        <w:rFonts w:asciiTheme="majorHAnsi" w:hAnsiTheme="majorHAnsi"/>
-        <w:sz w:val="20"/>
-      </w:rPr>
-      <w:t>LLMs</w:t>
-    </w:r>
-    <w:proofErr w:type="spellEnd"/>
   </w:p>
 </w:hdr>
 </file>
@@ -6334,7 +6329,7 @@
     <w:lvl w:ilvl="4">
       <w:start w:val="1"/>
       <w:numFmt w:val="decimal"/>
-      <w:pStyle w:val="Ttulo5"/>
+      <w:pStyle w:val="Heading5"/>
       <w:lvlText w:val="%1.%2.%3.%4.%5"/>
       <w:lvlJc w:val="left"/>
       <w:pPr>
@@ -6344,7 +6339,7 @@
     <w:lvl w:ilvl="5">
       <w:start w:val="1"/>
       <w:numFmt w:val="decimal"/>
-      <w:pStyle w:val="Ttulo6"/>
+      <w:pStyle w:val="Heading6"/>
       <w:lvlText w:val="%1.%2.%3.%4.%5.%6"/>
       <w:lvlJc w:val="left"/>
       <w:pPr>
@@ -6354,7 +6349,7 @@
     <w:lvl w:ilvl="6">
       <w:start w:val="1"/>
       <w:numFmt w:val="decimal"/>
-      <w:pStyle w:val="Ttulo7"/>
+      <w:pStyle w:val="Heading7"/>
       <w:lvlText w:val="%1.%2.%3.%4.%5.%6.%7"/>
       <w:lvlJc w:val="left"/>
       <w:pPr>
@@ -6364,7 +6359,7 @@
     <w:lvl w:ilvl="7">
       <w:start w:val="1"/>
       <w:numFmt w:val="decimal"/>
-      <w:pStyle w:val="Ttulo8"/>
+      <w:pStyle w:val="Heading8"/>
       <w:lvlText w:val="%1.%2.%3.%4.%5.%6.%7.%8"/>
       <w:lvlJc w:val="left"/>
       <w:pPr>
@@ -6374,7 +6369,7 @@
     <w:lvl w:ilvl="8">
       <w:start w:val="1"/>
       <w:numFmt w:val="decimal"/>
-      <w:pStyle w:val="Ttulo9"/>
+      <w:pStyle w:val="Heading9"/>
       <w:lvlText w:val="%1.%2.%3.%4.%5.%6.%7.%8.%9"/>
       <w:lvlJc w:val="left"/>
       <w:pPr>
@@ -7050,7 +7045,7 @@
     <w:lvl w:ilvl="0" w:tplc="DFF68480">
       <w:start w:val="1"/>
       <w:numFmt w:val="decimal"/>
-      <w:pStyle w:val="ndice1"/>
+      <w:pStyle w:val="Index1"/>
       <w:lvlText w:val="%1."/>
       <w:lvlJc w:val="left"/>
       <w:pPr>
@@ -7223,7 +7218,7 @@
     <w:lvl w:ilvl="0">
       <w:start w:val="1"/>
       <w:numFmt w:val="decimal"/>
-      <w:pStyle w:val="Ttulo1"/>
+      <w:pStyle w:val="Heading1"/>
       <w:lvlText w:val="%1."/>
       <w:lvlJc w:val="left"/>
       <w:pPr>
@@ -7233,7 +7228,7 @@
     <w:lvl w:ilvl="1">
       <w:start w:val="1"/>
       <w:numFmt w:val="decimal"/>
-      <w:pStyle w:val="Ttulo2"/>
+      <w:pStyle w:val="Heading2"/>
       <w:lvlText w:val="%1.%2."/>
       <w:lvlJc w:val="left"/>
       <w:pPr>
@@ -7243,7 +7238,7 @@
     <w:lvl w:ilvl="2">
       <w:start w:val="1"/>
       <w:numFmt w:val="decimal"/>
-      <w:pStyle w:val="Ttulo3"/>
+      <w:pStyle w:val="Heading3"/>
       <w:lvlText w:val="%1.%2.%3."/>
       <w:lvlJc w:val="left"/>
       <w:pPr>
@@ -7253,7 +7248,7 @@
     <w:lvl w:ilvl="3">
       <w:start w:val="1"/>
       <w:numFmt w:val="decimal"/>
-      <w:pStyle w:val="Ttulo4"/>
+      <w:pStyle w:val="Heading4"/>
       <w:lvlText w:val="%1.%2.%3.%4."/>
       <w:lvlJc w:val="left"/>
       <w:pPr>
@@ -8171,11 +8166,11 @@
       <w:szCs w:val="24"/>
     </w:rPr>
   </w:style>
-  <w:style w:type="paragraph" w:styleId="Ttulo1">
+  <w:style w:type="paragraph" w:styleId="Heading1">
     <w:name w:val="heading 1"/>
     <w:basedOn w:val="Normal"/>
     <w:next w:val="Normal"/>
-    <w:link w:val="Ttulo1Car"/>
+    <w:link w:val="Heading1Char"/>
     <w:uiPriority w:val="9"/>
     <w:qFormat/>
     <w:rsid w:val="000D09A0"/>
@@ -8196,11 +8191,11 @@
       <w:szCs w:val="32"/>
     </w:rPr>
   </w:style>
-  <w:style w:type="paragraph" w:styleId="Ttulo2">
+  <w:style w:type="paragraph" w:styleId="Heading2">
     <w:name w:val="heading 2"/>
     <w:basedOn w:val="Normal"/>
     <w:next w:val="Normal"/>
-    <w:link w:val="Ttulo2Car"/>
+    <w:link w:val="Heading2Char"/>
     <w:uiPriority w:val="9"/>
     <w:unhideWhenUsed/>
     <w:qFormat/>
@@ -8223,11 +8218,11 @@
       <w:szCs w:val="28"/>
     </w:rPr>
   </w:style>
-  <w:style w:type="paragraph" w:styleId="Ttulo3">
+  <w:style w:type="paragraph" w:styleId="Heading3">
     <w:name w:val="heading 3"/>
     <w:basedOn w:val="Normal"/>
     <w:next w:val="Normal"/>
-    <w:link w:val="Ttulo3Car"/>
+    <w:link w:val="Heading3Char"/>
     <w:uiPriority w:val="9"/>
     <w:unhideWhenUsed/>
     <w:qFormat/>
@@ -8248,11 +8243,11 @@
       <w:szCs w:val="26"/>
     </w:rPr>
   </w:style>
-  <w:style w:type="paragraph" w:styleId="Ttulo4">
+  <w:style w:type="paragraph" w:styleId="Heading4">
     <w:name w:val="heading 4"/>
-    <w:basedOn w:val="Prrafodelista"/>
+    <w:basedOn w:val="ListParagraph"/>
     <w:next w:val="Normal"/>
-    <w:link w:val="Ttulo4Car"/>
+    <w:link w:val="Heading4Char"/>
     <w:uiPriority w:val="9"/>
     <w:unhideWhenUsed/>
     <w:qFormat/>
@@ -8266,11 +8261,11 @@
       <w:outlineLvl w:val="3"/>
     </w:pPr>
   </w:style>
-  <w:style w:type="paragraph" w:styleId="Ttulo5">
+  <w:style w:type="paragraph" w:styleId="Heading5">
     <w:name w:val="heading 5"/>
     <w:basedOn w:val="Normal"/>
     <w:next w:val="Normal"/>
-    <w:link w:val="Ttulo5Car"/>
+    <w:link w:val="Heading5Char"/>
     <w:uiPriority w:val="9"/>
     <w:semiHidden/>
     <w:unhideWhenUsed/>
@@ -8293,11 +8288,11 @@
       <w:szCs w:val="26"/>
     </w:rPr>
   </w:style>
-  <w:style w:type="paragraph" w:styleId="Ttulo6">
+  <w:style w:type="paragraph" w:styleId="Heading6">
     <w:name w:val="heading 6"/>
     <w:basedOn w:val="Normal"/>
     <w:next w:val="Normal"/>
-    <w:link w:val="Ttulo6Car"/>
+    <w:link w:val="Heading6Char"/>
     <w:uiPriority w:val="9"/>
     <w:semiHidden/>
     <w:unhideWhenUsed/>
@@ -8318,11 +8313,11 @@
       <w:szCs w:val="22"/>
     </w:rPr>
   </w:style>
-  <w:style w:type="paragraph" w:styleId="Ttulo7">
+  <w:style w:type="paragraph" w:styleId="Heading7">
     <w:name w:val="heading 7"/>
     <w:basedOn w:val="Normal"/>
     <w:next w:val="Normal"/>
-    <w:link w:val="Ttulo7Car"/>
+    <w:link w:val="Heading7Char"/>
     <w:uiPriority w:val="9"/>
     <w:semiHidden/>
     <w:unhideWhenUsed/>
@@ -8340,11 +8335,11 @@
       <w:rFonts w:ascii="Calibri" w:hAnsi="Calibri"/>
     </w:rPr>
   </w:style>
-  <w:style w:type="paragraph" w:styleId="Ttulo8">
+  <w:style w:type="paragraph" w:styleId="Heading8">
     <w:name w:val="heading 8"/>
     <w:basedOn w:val="Normal"/>
     <w:next w:val="Normal"/>
-    <w:link w:val="Ttulo8Car"/>
+    <w:link w:val="Heading8Char"/>
     <w:uiPriority w:val="9"/>
     <w:semiHidden/>
     <w:unhideWhenUsed/>
@@ -8364,11 +8359,11 @@
       <w:iCs/>
     </w:rPr>
   </w:style>
-  <w:style w:type="paragraph" w:styleId="Ttulo9">
+  <w:style w:type="paragraph" w:styleId="Heading9">
     <w:name w:val="heading 9"/>
     <w:basedOn w:val="Normal"/>
     <w:next w:val="Normal"/>
-    <w:link w:val="Ttulo9Car"/>
+    <w:link w:val="Heading9Char"/>
     <w:uiPriority w:val="9"/>
     <w:semiHidden/>
     <w:unhideWhenUsed/>
@@ -8387,13 +8382,13 @@
       <w:szCs w:val="22"/>
     </w:rPr>
   </w:style>
-  <w:style w:type="character" w:default="1" w:styleId="Fuentedeprrafopredeter">
+  <w:style w:type="character" w:default="1" w:styleId="DefaultParagraphFont">
     <w:name w:val="Default Paragraph Font"/>
     <w:uiPriority w:val="1"/>
     <w:semiHidden/>
     <w:unhideWhenUsed/>
   </w:style>
-  <w:style w:type="table" w:default="1" w:styleId="Tablanormal">
+  <w:style w:type="table" w:default="1" w:styleId="TableNormal">
     <w:name w:val="Normal Table"/>
     <w:uiPriority w:val="99"/>
     <w:semiHidden/>
@@ -8408,15 +8403,15 @@
       </w:tblCellMar>
     </w:tblPr>
   </w:style>
-  <w:style w:type="numbering" w:default="1" w:styleId="Sinlista">
+  <w:style w:type="numbering" w:default="1" w:styleId="NoList">
     <w:name w:val="No List"/>
     <w:uiPriority w:val="99"/>
     <w:semiHidden/>
     <w:unhideWhenUsed/>
   </w:style>
-  <w:style w:type="paragraph" w:styleId="Sinespaciado">
+  <w:style w:type="paragraph" w:styleId="NoSpacing">
     <w:name w:val="No Spacing"/>
-    <w:link w:val="SinespaciadoCar"/>
+    <w:link w:val="NoSpacingChar"/>
     <w:uiPriority w:val="1"/>
     <w:rsid w:val="00507BAD"/>
     <w:rPr>
@@ -8426,9 +8421,9 @@
       <w:lang w:eastAsia="en-US"/>
     </w:rPr>
   </w:style>
-  <w:style w:type="character" w:customStyle="1" w:styleId="SinespaciadoCar">
-    <w:name w:val="Sin espaciado Car"/>
-    <w:link w:val="Sinespaciado"/>
+  <w:style w:type="character" w:customStyle="1" w:styleId="NoSpacingChar">
+    <w:name w:val="No Spacing Char"/>
+    <w:link w:val="NoSpacing"/>
     <w:uiPriority w:val="1"/>
     <w:rsid w:val="00507BAD"/>
     <w:rPr>
@@ -8438,10 +8433,10 @@
       <w:lang w:val="es-ES" w:eastAsia="en-US" w:bidi="ar-SA"/>
     </w:rPr>
   </w:style>
-  <w:style w:type="paragraph" w:styleId="Textodeglobo">
+  <w:style w:type="paragraph" w:styleId="BalloonText">
     <w:name w:val="Balloon Text"/>
     <w:basedOn w:val="Normal"/>
-    <w:link w:val="TextodegloboCar"/>
+    <w:link w:val="BalloonTextChar"/>
     <w:uiPriority w:val="99"/>
     <w:semiHidden/>
     <w:unhideWhenUsed/>
@@ -8453,9 +8448,9 @@
       <w:lang w:val="x-none"/>
     </w:rPr>
   </w:style>
-  <w:style w:type="character" w:customStyle="1" w:styleId="TextodegloboCar">
-    <w:name w:val="Texto de globo Car"/>
-    <w:link w:val="Textodeglobo"/>
+  <w:style w:type="character" w:customStyle="1" w:styleId="BalloonTextChar">
+    <w:name w:val="Balloon Text Char"/>
+    <w:link w:val="BalloonText"/>
     <w:uiPriority w:val="99"/>
     <w:semiHidden/>
     <w:rsid w:val="00507BAD"/>
@@ -8466,10 +8461,10 @@
       <w:lang w:eastAsia="es-ES"/>
     </w:rPr>
   </w:style>
-  <w:style w:type="paragraph" w:styleId="Encabezado">
+  <w:style w:type="paragraph" w:styleId="Header">
     <w:name w:val="header"/>
     <w:basedOn w:val="Normal"/>
-    <w:link w:val="EncabezadoCar"/>
+    <w:link w:val="HeaderChar"/>
     <w:uiPriority w:val="99"/>
     <w:unhideWhenUsed/>
     <w:rsid w:val="006A56B3"/>
@@ -8480,9 +8475,9 @@
       </w:tabs>
     </w:pPr>
   </w:style>
-  <w:style w:type="character" w:customStyle="1" w:styleId="EncabezadoCar">
-    <w:name w:val="Encabezado Car"/>
-    <w:link w:val="Encabezado"/>
+  <w:style w:type="character" w:customStyle="1" w:styleId="HeaderChar">
+    <w:name w:val="Header Char"/>
+    <w:link w:val="Header"/>
     <w:uiPriority w:val="99"/>
     <w:rsid w:val="006A56B3"/>
     <w:rPr>
@@ -8491,10 +8486,10 @@
       <w:szCs w:val="24"/>
     </w:rPr>
   </w:style>
-  <w:style w:type="paragraph" w:styleId="Piedepgina">
+  <w:style w:type="paragraph" w:styleId="Footer">
     <w:name w:val="footer"/>
     <w:basedOn w:val="Normal"/>
-    <w:link w:val="PiedepginaCar"/>
+    <w:link w:val="FooterChar"/>
     <w:uiPriority w:val="99"/>
     <w:unhideWhenUsed/>
     <w:rsid w:val="006A56B3"/>
@@ -8505,9 +8500,9 @@
       </w:tabs>
     </w:pPr>
   </w:style>
-  <w:style w:type="character" w:customStyle="1" w:styleId="PiedepginaCar">
-    <w:name w:val="Pie de página Car"/>
-    <w:link w:val="Piedepgina"/>
+  <w:style w:type="character" w:customStyle="1" w:styleId="FooterChar">
+    <w:name w:val="Footer Char"/>
+    <w:link w:val="Footer"/>
     <w:uiPriority w:val="99"/>
     <w:rsid w:val="006A56B3"/>
     <w:rPr>
@@ -8516,9 +8511,9 @@
       <w:szCs w:val="24"/>
     </w:rPr>
   </w:style>
-  <w:style w:type="character" w:customStyle="1" w:styleId="Ttulo1Car">
-    <w:name w:val="Título 1 Car"/>
-    <w:link w:val="Ttulo1"/>
+  <w:style w:type="character" w:customStyle="1" w:styleId="Heading1Char">
+    <w:name w:val="Heading 1 Char"/>
+    <w:link w:val="Heading1"/>
     <w:uiPriority w:val="9"/>
     <w:rsid w:val="000D09A0"/>
     <w:rPr>
@@ -8531,9 +8526,9 @@
       <w:szCs w:val="32"/>
     </w:rPr>
   </w:style>
-  <w:style w:type="character" w:customStyle="1" w:styleId="Ttulo2Car">
-    <w:name w:val="Título 2 Car"/>
-    <w:link w:val="Ttulo2"/>
+  <w:style w:type="character" w:customStyle="1" w:styleId="Heading2Char">
+    <w:name w:val="Heading 2 Char"/>
+    <w:link w:val="Heading2"/>
     <w:uiPriority w:val="9"/>
     <w:rsid w:val="000D09A0"/>
     <w:rPr>
@@ -8546,9 +8541,9 @@
       <w:szCs w:val="28"/>
     </w:rPr>
   </w:style>
-  <w:style w:type="character" w:customStyle="1" w:styleId="Ttulo3Car">
-    <w:name w:val="Título 3 Car"/>
-    <w:link w:val="Ttulo3"/>
+  <w:style w:type="character" w:customStyle="1" w:styleId="Heading3Char">
+    <w:name w:val="Heading 3 Char"/>
+    <w:link w:val="Heading3"/>
     <w:uiPriority w:val="9"/>
     <w:rsid w:val="000D09A0"/>
     <w:rPr>
@@ -8559,12 +8554,12 @@
       <w:szCs w:val="26"/>
     </w:rPr>
   </w:style>
-  <w:style w:type="paragraph" w:styleId="Ttulo">
+  <w:style w:type="paragraph" w:styleId="Title">
     <w:name w:val="Title"/>
     <w:aliases w:val="Subtitulos 3er nivel"/>
     <w:basedOn w:val="Normal"/>
     <w:next w:val="Normal"/>
-    <w:link w:val="TtuloCar"/>
+    <w:link w:val="TitleChar"/>
     <w:uiPriority w:val="10"/>
     <w:rsid w:val="00D971A1"/>
     <w:pPr>
@@ -8577,10 +8572,10 @@
       <w:szCs w:val="32"/>
     </w:rPr>
   </w:style>
-  <w:style w:type="character" w:customStyle="1" w:styleId="TtuloCar">
-    <w:name w:val="Título Car"/>
-    <w:aliases w:val="Subtitulos 3er nivel Car"/>
-    <w:link w:val="Ttulo"/>
+  <w:style w:type="character" w:customStyle="1" w:styleId="TitleChar">
+    <w:name w:val="Title Char"/>
+    <w:aliases w:val="Subtitulos 3er nivel Char"/>
+    <w:link w:val="Title"/>
     <w:uiPriority w:val="10"/>
     <w:rsid w:val="00D971A1"/>
     <w:rPr>
@@ -8592,9 +8587,9 @@
       <w:szCs w:val="32"/>
     </w:rPr>
   </w:style>
-  <w:style w:type="character" w:customStyle="1" w:styleId="Ttulo4Car">
-    <w:name w:val="Título 4 Car"/>
-    <w:link w:val="Ttulo4"/>
+  <w:style w:type="character" w:customStyle="1" w:styleId="Heading4Char">
+    <w:name w:val="Heading 4 Char"/>
+    <w:link w:val="Heading4"/>
     <w:uiPriority w:val="9"/>
     <w:rsid w:val="000D09A0"/>
     <w:rPr>
@@ -8603,11 +8598,11 @@
       <w:szCs w:val="24"/>
     </w:rPr>
   </w:style>
-  <w:style w:type="paragraph" w:styleId="Cita">
+  <w:style w:type="paragraph" w:styleId="Quote">
     <w:name w:val="Quote"/>
     <w:basedOn w:val="Normal"/>
     <w:next w:val="Normal"/>
-    <w:link w:val="CitaCar"/>
+    <w:link w:val="QuoteChar"/>
     <w:uiPriority w:val="29"/>
     <w:qFormat/>
     <w:rsid w:val="00514164"/>
@@ -8619,9 +8614,9 @@
       <w:color w:val="404040"/>
     </w:rPr>
   </w:style>
-  <w:style w:type="character" w:customStyle="1" w:styleId="CitaCar">
-    <w:name w:val="Cita Car"/>
-    <w:link w:val="Cita"/>
+  <w:style w:type="character" w:customStyle="1" w:styleId="QuoteChar">
+    <w:name w:val="Quote Char"/>
+    <w:link w:val="Quote"/>
     <w:uiPriority w:val="29"/>
     <w:rsid w:val="00514164"/>
     <w:rPr>
@@ -8632,7 +8627,7 @@
       <w:szCs w:val="24"/>
     </w:rPr>
   </w:style>
-  <w:style w:type="paragraph" w:styleId="TtuloTDC">
+  <w:style w:type="paragraph" w:styleId="TOCHeading">
     <w:name w:val="TOC Heading"/>
     <w:aliases w:val="Tablas"/>
     <w:basedOn w:val="Normal"/>
@@ -8650,7 +8645,7 @@
       <w:noProof/>
     </w:rPr>
   </w:style>
-  <w:style w:type="paragraph" w:styleId="TDC1">
+  <w:style w:type="paragraph" w:styleId="TOC1">
     <w:name w:val="toc 1"/>
     <w:basedOn w:val="Normal"/>
     <w:next w:val="Normal"/>
@@ -8659,7 +8654,7 @@
     <w:unhideWhenUsed/>
     <w:rsid w:val="00423E85"/>
   </w:style>
-  <w:style w:type="character" w:styleId="Hipervnculo">
+  <w:style w:type="character" w:styleId="Hyperlink">
     <w:name w:val="Hyperlink"/>
     <w:uiPriority w:val="99"/>
     <w:unhideWhenUsed/>
@@ -8669,9 +8664,9 @@
       <w:u w:val="single"/>
     </w:rPr>
   </w:style>
-  <w:style w:type="character" w:customStyle="1" w:styleId="Ttulo5Car">
-    <w:name w:val="Título 5 Car"/>
-    <w:link w:val="Ttulo5"/>
+  <w:style w:type="character" w:customStyle="1" w:styleId="Heading5Char">
+    <w:name w:val="Heading 5 Char"/>
+    <w:link w:val="Heading5"/>
     <w:uiPriority w:val="9"/>
     <w:semiHidden/>
     <w:rsid w:val="00C84740"/>
@@ -8685,9 +8680,9 @@
       <w:szCs w:val="26"/>
     </w:rPr>
   </w:style>
-  <w:style w:type="character" w:customStyle="1" w:styleId="Ttulo6Car">
-    <w:name w:val="Título 6 Car"/>
-    <w:link w:val="Ttulo6"/>
+  <w:style w:type="character" w:customStyle="1" w:styleId="Heading6Char">
+    <w:name w:val="Heading 6 Char"/>
+    <w:link w:val="Heading6"/>
     <w:uiPriority w:val="9"/>
     <w:semiHidden/>
     <w:rsid w:val="00C84740"/>
@@ -8699,9 +8694,9 @@
       <w:szCs w:val="22"/>
     </w:rPr>
   </w:style>
-  <w:style w:type="character" w:customStyle="1" w:styleId="Ttulo7Car">
-    <w:name w:val="Título 7 Car"/>
-    <w:link w:val="Ttulo7"/>
+  <w:style w:type="character" w:customStyle="1" w:styleId="Heading7Char">
+    <w:name w:val="Heading 7 Char"/>
+    <w:link w:val="Heading7"/>
     <w:uiPriority w:val="9"/>
     <w:semiHidden/>
     <w:rsid w:val="00C84740"/>
@@ -8711,9 +8706,9 @@
       <w:szCs w:val="24"/>
     </w:rPr>
   </w:style>
-  <w:style w:type="character" w:customStyle="1" w:styleId="Ttulo8Car">
-    <w:name w:val="Título 8 Car"/>
-    <w:link w:val="Ttulo8"/>
+  <w:style w:type="character" w:customStyle="1" w:styleId="Heading8Char">
+    <w:name w:val="Heading 8 Char"/>
+    <w:link w:val="Heading8"/>
     <w:uiPriority w:val="9"/>
     <w:semiHidden/>
     <w:rsid w:val="00C84740"/>
@@ -8725,9 +8720,9 @@
       <w:szCs w:val="24"/>
     </w:rPr>
   </w:style>
-  <w:style w:type="character" w:customStyle="1" w:styleId="Ttulo9Car">
-    <w:name w:val="Título 9 Car"/>
-    <w:link w:val="Ttulo9"/>
+  <w:style w:type="character" w:customStyle="1" w:styleId="Heading9Char">
+    <w:name w:val="Heading 9 Char"/>
+    <w:link w:val="Heading9"/>
     <w:uiPriority w:val="9"/>
     <w:semiHidden/>
     <w:rsid w:val="00C84740"/>
@@ -8737,7 +8732,7 @@
       <w:szCs w:val="22"/>
     </w:rPr>
   </w:style>
-  <w:style w:type="paragraph" w:styleId="TDC2">
+  <w:style w:type="paragraph" w:styleId="TOC2">
     <w:name w:val="toc 2"/>
     <w:basedOn w:val="Normal"/>
     <w:next w:val="Normal"/>
@@ -8749,7 +8744,7 @@
       <w:ind w:left="221"/>
     </w:pPr>
   </w:style>
-  <w:style w:type="paragraph" w:styleId="TDC3">
+  <w:style w:type="paragraph" w:styleId="TOC3">
     <w:name w:val="toc 3"/>
     <w:basedOn w:val="Normal"/>
     <w:next w:val="Normal"/>
@@ -8761,7 +8756,7 @@
       <w:ind w:left="440"/>
     </w:pPr>
   </w:style>
-  <w:style w:type="character" w:styleId="Refdecomentario">
+  <w:style w:type="character" w:styleId="CommentReference">
     <w:name w:val="annotation reference"/>
     <w:uiPriority w:val="99"/>
     <w:semiHidden/>
@@ -8772,7 +8767,7 @@
       <w:szCs w:val="16"/>
     </w:rPr>
   </w:style>
-  <w:style w:type="paragraph" w:styleId="TDC4">
+  <w:style w:type="paragraph" w:styleId="TOC4">
     <w:name w:val="toc 4"/>
     <w:basedOn w:val="Normal"/>
     <w:next w:val="Normal"/>
@@ -8784,10 +8779,10 @@
       <w:ind w:left="660"/>
     </w:pPr>
   </w:style>
-  <w:style w:type="paragraph" w:styleId="Textocomentario">
+  <w:style w:type="paragraph" w:styleId="CommentText">
     <w:name w:val="annotation text"/>
     <w:basedOn w:val="Normal"/>
-    <w:link w:val="TextocomentarioCar"/>
+    <w:link w:val="CommentTextChar"/>
     <w:uiPriority w:val="99"/>
     <w:semiHidden/>
     <w:unhideWhenUsed/>
@@ -8797,9 +8792,9 @@
       <w:szCs w:val="20"/>
     </w:rPr>
   </w:style>
-  <w:style w:type="character" w:customStyle="1" w:styleId="TextocomentarioCar">
-    <w:name w:val="Texto comentario Car"/>
-    <w:link w:val="Textocomentario"/>
+  <w:style w:type="character" w:customStyle="1" w:styleId="CommentTextChar">
+    <w:name w:val="Comment Text Char"/>
+    <w:link w:val="CommentText"/>
     <w:uiPriority w:val="99"/>
     <w:semiHidden/>
     <w:rsid w:val="00793FDB"/>
@@ -8807,11 +8802,11 @@
       <w:rFonts w:ascii="Arial" w:eastAsia="Times New Roman" w:hAnsi="Arial"/>
     </w:rPr>
   </w:style>
-  <w:style w:type="paragraph" w:styleId="Asuntodelcomentario">
+  <w:style w:type="paragraph" w:styleId="CommentSubject">
     <w:name w:val="annotation subject"/>
-    <w:basedOn w:val="Textocomentario"/>
-    <w:next w:val="Textocomentario"/>
-    <w:link w:val="AsuntodelcomentarioCar"/>
+    <w:basedOn w:val="CommentText"/>
+    <w:next w:val="CommentText"/>
+    <w:link w:val="CommentSubjectChar"/>
     <w:uiPriority w:val="99"/>
     <w:semiHidden/>
     <w:unhideWhenUsed/>
@@ -8821,9 +8816,9 @@
       <w:bCs/>
     </w:rPr>
   </w:style>
-  <w:style w:type="character" w:customStyle="1" w:styleId="AsuntodelcomentarioCar">
-    <w:name w:val="Asunto del comentario Car"/>
-    <w:link w:val="Asuntodelcomentario"/>
+  <w:style w:type="character" w:customStyle="1" w:styleId="CommentSubjectChar">
+    <w:name w:val="Comment Subject Char"/>
+    <w:link w:val="CommentSubject"/>
     <w:uiPriority w:val="99"/>
     <w:semiHidden/>
     <w:rsid w:val="00793FDB"/>
@@ -8833,7 +8828,7 @@
       <w:bCs/>
     </w:rPr>
   </w:style>
-  <w:style w:type="paragraph" w:styleId="Descripcin">
+  <w:style w:type="paragraph" w:styleId="Caption">
     <w:name w:val="caption"/>
     <w:basedOn w:val="Normal"/>
     <w:next w:val="Normal"/>
@@ -8848,9 +8843,9 @@
       <w:szCs w:val="20"/>
     </w:rPr>
   </w:style>
-  <w:style w:type="table" w:styleId="Tablaconcuadrcula">
+  <w:style w:type="table" w:styleId="TableGrid">
     <w:name w:val="Table Grid"/>
-    <w:basedOn w:val="Tablanormal"/>
+    <w:basedOn w:val="TableNormal"/>
     <w:uiPriority w:val="59"/>
     <w:rsid w:val="00BD4B50"/>
     <w:tblPr>
@@ -8878,7 +8873,7 @@
       <w:i/>
     </w:rPr>
   </w:style>
-  <w:style w:type="paragraph" w:styleId="ndice1">
+  <w:style w:type="paragraph" w:styleId="Index1">
     <w:name w:val="index 1"/>
     <w:basedOn w:val="Normal"/>
     <w:next w:val="Normal"/>
@@ -8899,7 +8894,7 @@
       <w:sz w:val="28"/>
     </w:rPr>
   </w:style>
-  <w:style w:type="paragraph" w:styleId="ndice2">
+  <w:style w:type="paragraph" w:styleId="Index2">
     <w:name w:val="index 2"/>
     <w:basedOn w:val="Normal"/>
     <w:next w:val="Normal"/>
@@ -8917,7 +8912,7 @@
       <w:caps/>
     </w:rPr>
   </w:style>
-  <w:style w:type="paragraph" w:styleId="ndice3">
+  <w:style w:type="paragraph" w:styleId="Index3">
     <w:name w:val="index 3"/>
     <w:basedOn w:val="Normal"/>
     <w:next w:val="Normal"/>
@@ -8931,7 +8926,7 @@
       <w:ind w:left="221" w:hanging="221"/>
     </w:pPr>
   </w:style>
-  <w:style w:type="paragraph" w:styleId="ndice4">
+  <w:style w:type="paragraph" w:styleId="Index4">
     <w:name w:val="index 4"/>
     <w:basedOn w:val="Normal"/>
     <w:next w:val="Normal"/>
@@ -8959,7 +8954,7 @@
       <w:szCs w:val="24"/>
     </w:rPr>
   </w:style>
-  <w:style w:type="paragraph" w:styleId="TDC8">
+  <w:style w:type="paragraph" w:styleId="TOC8">
     <w:name w:val="toc 8"/>
     <w:basedOn w:val="Normal"/>
     <w:next w:val="Normal"/>
@@ -8972,7 +8967,7 @@
       <w:ind w:left="1540"/>
     </w:pPr>
   </w:style>
-  <w:style w:type="paragraph" w:styleId="TDC9">
+  <w:style w:type="paragraph" w:styleId="TOC9">
     <w:name w:val="toc 9"/>
     <w:basedOn w:val="Normal"/>
     <w:next w:val="Normal"/>
@@ -9023,7 +9018,7 @@
   </w:style>
   <w:style w:type="paragraph" w:customStyle="1" w:styleId="Pgina">
     <w:name w:val="Página"/>
-    <w:basedOn w:val="Piedepgina"/>
+    <w:basedOn w:val="Footer"/>
     <w:link w:val="PginaCar"/>
     <w:qFormat/>
     <w:rsid w:val="00EC771B"/>
@@ -9037,7 +9032,7 @@
   </w:style>
   <w:style w:type="character" w:customStyle="1" w:styleId="TtulondicesCar">
     <w:name w:val="Título Índices Car"/>
-    <w:basedOn w:val="Fuentedeprrafopredeter"/>
+    <w:basedOn w:val="DefaultParagraphFont"/>
     <w:link w:val="Ttulondices"/>
     <w:rsid w:val="008C16EB"/>
     <w:rPr>
@@ -9050,7 +9045,7 @@
   </w:style>
   <w:style w:type="character" w:customStyle="1" w:styleId="PginaCar">
     <w:name w:val="Página Car"/>
-    <w:basedOn w:val="PiedepginaCar"/>
+    <w:basedOn w:val="FooterChar"/>
     <w:link w:val="Pgina"/>
     <w:rsid w:val="00EC771B"/>
     <w:rPr>
@@ -9059,7 +9054,7 @@
       <w:szCs w:val="22"/>
     </w:rPr>
   </w:style>
-  <w:style w:type="paragraph" w:styleId="Prrafodelista">
+  <w:style w:type="paragraph" w:styleId="ListParagraph">
     <w:name w:val="List Paragraph"/>
     <w:basedOn w:val="Normal"/>
     <w:uiPriority w:val="34"/>
@@ -9069,10 +9064,10 @@
       <w:contextualSpacing/>
     </w:pPr>
   </w:style>
-  <w:style w:type="paragraph" w:styleId="Textonotapie">
+  <w:style w:type="paragraph" w:styleId="FootnoteText">
     <w:name w:val="footnote text"/>
     <w:basedOn w:val="Normal"/>
-    <w:link w:val="TextonotapieCar"/>
+    <w:link w:val="FootnoteTextChar"/>
     <w:unhideWhenUsed/>
     <w:rsid w:val="00FA0670"/>
     <w:pPr>
@@ -9083,18 +9078,18 @@
       <w:szCs w:val="20"/>
     </w:rPr>
   </w:style>
-  <w:style w:type="character" w:customStyle="1" w:styleId="TextonotapieCar">
-    <w:name w:val="Texto nota pie Car"/>
-    <w:basedOn w:val="Fuentedeprrafopredeter"/>
-    <w:link w:val="Textonotapie"/>
+  <w:style w:type="character" w:customStyle="1" w:styleId="FootnoteTextChar">
+    <w:name w:val="Footnote Text Char"/>
+    <w:basedOn w:val="DefaultParagraphFont"/>
+    <w:link w:val="FootnoteText"/>
     <w:rsid w:val="00FA0670"/>
     <w:rPr>
       <w:rFonts w:asciiTheme="minorHAnsi" w:eastAsia="Times New Roman" w:hAnsiTheme="minorHAnsi"/>
     </w:rPr>
   </w:style>
-  <w:style w:type="character" w:styleId="Refdenotaalpie">
+  <w:style w:type="character" w:styleId="FootnoteReference">
     <w:name w:val="footnote reference"/>
-    <w:basedOn w:val="Fuentedeprrafopredeter"/>
+    <w:basedOn w:val="DefaultParagraphFont"/>
     <w:uiPriority w:val="99"/>
     <w:semiHidden/>
     <w:unhideWhenUsed/>
@@ -9105,7 +9100,7 @@
   </w:style>
   <w:style w:type="paragraph" w:customStyle="1" w:styleId="Ttulo1sinnumerar">
     <w:name w:val="Título 1 sin numerar"/>
-    <w:basedOn w:val="Ttulo1"/>
+    <w:basedOn w:val="Heading1"/>
     <w:qFormat/>
     <w:rsid w:val="00A75783"/>
     <w:pPr>
@@ -9186,7 +9181,7 @@
       <w:szCs w:val="22"/>
     </w:rPr>
   </w:style>
-  <w:style w:type="paragraph" w:styleId="Tabladeilustraciones">
+  <w:style w:type="paragraph" w:styleId="TableofFigures">
     <w:name w:val="table of figures"/>
     <w:basedOn w:val="Normal"/>
     <w:next w:val="Normal"/>
@@ -9459,31 +9454,6 @@
 </file>
 
 <file path=customXml/item1.xml><?xml version="1.0" encoding="utf-8"?>
-<b:Sources xmlns:b="http://schemas.openxmlformats.org/officeDocument/2006/bibliography" xmlns="http://schemas.openxmlformats.org/officeDocument/2006/bibliography" SelectedStyle="\APASixthEditionOfficeOnline.xsl" StyleName="APA" Version="6"/>
-</file>
-
-<file path=customXml/item2.xml><?xml version="1.0" encoding="utf-8"?>
-<?mso-contentType ?>
-<FormTemplates xmlns="http://schemas.microsoft.com/sharepoint/v3/contenttype/forms">
-  <Display>DocumentLibraryForm</Display>
-  <Edit>DocumentLibraryForm</Edit>
-  <New>DocumentLibraryForm</New>
-</FormTemplates>
-</file>
-
-<file path=customXml/item3.xml><?xml version="1.0" encoding="utf-8"?>
-<p:properties xmlns:p="http://schemas.microsoft.com/office/2006/metadata/properties" xmlns:xsi="http://www.w3.org/2001/XMLSchema-instance" xmlns:pc="http://schemas.microsoft.com/office/infopath/2007/PartnerControls">
-  <documentManagement>
-    <lcf76f155ced4ddcb4097134ff3c332f xmlns="27c1adeb-3674-457c-b08c-8a73f31b6e23">
-      <Terms xmlns="http://schemas.microsoft.com/office/infopath/2007/PartnerControls"/>
-    </lcf76f155ced4ddcb4097134ff3c332f>
-    <TaxCatchAll xmlns="0a70e875-3d35-4be2-921f-7117c31bab9b" xsi:nil="true"/>
-    <_Flow_SignoffStatus xmlns="27c1adeb-3674-457c-b08c-8a73f31b6e23" xsi:nil="true"/>
-  </documentManagement>
-</p:properties>
-</file>
-
-<file path=customXml/item4.xml><?xml version="1.0" encoding="utf-8"?>
 <ct:contentTypeSchema xmlns:ct="http://schemas.microsoft.com/office/2006/metadata/contentType" xmlns:ma="http://schemas.microsoft.com/office/2006/metadata/properties/metaAttributes" ct:_="" ma:_="" ma:contentTypeName="Documento" ma:contentTypeID="0x010100DF3D7C797EA12745A270EF30E38719B9" ma:contentTypeVersion="19" ma:contentTypeDescription="Crear nuevo documento." ma:contentTypeScope="" ma:versionID="227b02526234ef39b0b78895a9d90cf5">
   <xsd:schema xmlns:xsd="http://www.w3.org/2001/XMLSchema" xmlns:xs="http://www.w3.org/2001/XMLSchema" xmlns:p="http://schemas.microsoft.com/office/2006/metadata/properties" xmlns:ns2="0a70e875-3d35-4be2-921f-7117c31bab9b" xmlns:ns3="27c1adeb-3674-457c-b08c-8a73f31b6e23" targetNamespace="http://schemas.microsoft.com/office/2006/metadata/properties" ma:root="true" ma:fieldsID="3c939c8607e2f594db8bbb23634dd059" ns2:_="" ns3:_="">
     <xsd:import namespace="0a70e875-3d35-4be2-921f-7117c31bab9b"/>
@@ -9744,34 +9714,32 @@
 </ct:contentTypeSchema>
 </file>
 
-<file path=customXml/itemProps1.xml><?xml version="1.0" encoding="utf-8"?>
-<ds:datastoreItem xmlns:ds="http://schemas.openxmlformats.org/officeDocument/2006/customXml" ds:itemID="{E35E88E2-9BCD-476E-93C8-34C638B1B6E4}">
-  <ds:schemaRefs>
-    <ds:schemaRef ds:uri="http://schemas.openxmlformats.org/officeDocument/2006/bibliography"/>
-  </ds:schemaRefs>
-</ds:datastoreItem>
+<file path=customXml/item2.xml><?xml version="1.0" encoding="utf-8"?>
+<p:properties xmlns:p="http://schemas.microsoft.com/office/2006/metadata/properties" xmlns:xsi="http://www.w3.org/2001/XMLSchema-instance" xmlns:pc="http://schemas.microsoft.com/office/infopath/2007/PartnerControls">
+  <documentManagement>
+    <lcf76f155ced4ddcb4097134ff3c332f xmlns="27c1adeb-3674-457c-b08c-8a73f31b6e23">
+      <Terms xmlns="http://schemas.microsoft.com/office/infopath/2007/PartnerControls"/>
+    </lcf76f155ced4ddcb4097134ff3c332f>
+    <TaxCatchAll xmlns="0a70e875-3d35-4be2-921f-7117c31bab9b" xsi:nil="true"/>
+    <_Flow_SignoffStatus xmlns="27c1adeb-3674-457c-b08c-8a73f31b6e23" xsi:nil="true"/>
+  </documentManagement>
+</p:properties>
 </file>
 
-<file path=customXml/itemProps2.xml><?xml version="1.0" encoding="utf-8"?>
-<ds:datastoreItem xmlns:ds="http://schemas.openxmlformats.org/officeDocument/2006/customXml" ds:itemID="{BE74C307-52FE-48C3-92C2-E1552852BAAA}">
-  <ds:schemaRefs>
-    <ds:schemaRef ds:uri="http://schemas.microsoft.com/sharepoint/v3/contenttype/forms"/>
-  </ds:schemaRefs>
-</ds:datastoreItem>
+<file path=customXml/item3.xml><?xml version="1.0" encoding="utf-8"?>
+<?mso-contentType ?>
+<FormTemplates xmlns="http://schemas.microsoft.com/sharepoint/v3/contenttype/forms">
+  <Display>DocumentLibraryForm</Display>
+  <Edit>DocumentLibraryForm</Edit>
+  <New>DocumentLibraryForm</New>
+</FormTemplates>
 </file>
 
-<file path=customXml/itemProps3.xml><?xml version="1.0" encoding="utf-8"?>
-<ds:datastoreItem xmlns:ds="http://schemas.openxmlformats.org/officeDocument/2006/customXml" ds:itemID="{DB456AF2-52F5-44D8-AEC6-B5F9D96C377E}">
-  <ds:schemaRefs>
-    <ds:schemaRef ds:uri="http://schemas.microsoft.com/office/2006/metadata/properties"/>
-    <ds:schemaRef ds:uri="http://schemas.microsoft.com/office/infopath/2007/PartnerControls"/>
-    <ds:schemaRef ds:uri="27c1adeb-3674-457c-b08c-8a73f31b6e23"/>
-    <ds:schemaRef ds:uri="0a70e875-3d35-4be2-921f-7117c31bab9b"/>
-  </ds:schemaRefs>
-</ds:datastoreItem>
+<file path=customXml/item4.xml><?xml version="1.0" encoding="utf-8"?>
+<b:Sources xmlns:b="http://schemas.openxmlformats.org/officeDocument/2006/bibliography" xmlns="http://schemas.openxmlformats.org/officeDocument/2006/bibliography" SelectedStyle="\APASixthEditionOfficeOnline.xsl" StyleName="APA" Version="6"/>
 </file>
 
-<file path=customXml/itemProps4.xml><?xml version="1.0" encoding="utf-8"?>
+<file path=customXml/itemProps1.xml><?xml version="1.0" encoding="utf-8"?>
 <ds:datastoreItem xmlns:ds="http://schemas.openxmlformats.org/officeDocument/2006/customXml" ds:itemID="{F8A258B0-E409-46AA-9145-FE89D94615EA}">
   <ds:schemaRefs>
     <ds:schemaRef ds:uri="http://schemas.microsoft.com/office/2006/metadata/contentType"/>
@@ -9788,4 +9756,31 @@
     <ds:schemaRef ds:uri="http://schemas.microsoft.com/internal/obd"/>
   </ds:schemaRefs>
 </ds:datastoreItem>
+</file>
+
+<file path=customXml/itemProps2.xml><?xml version="1.0" encoding="utf-8"?>
+<ds:datastoreItem xmlns:ds="http://schemas.openxmlformats.org/officeDocument/2006/customXml" ds:itemID="{DB456AF2-52F5-44D8-AEC6-B5F9D96C377E}">
+  <ds:schemaRefs>
+    <ds:schemaRef ds:uri="http://schemas.microsoft.com/office/2006/metadata/properties"/>
+    <ds:schemaRef ds:uri="http://schemas.microsoft.com/office/infopath/2007/PartnerControls"/>
+    <ds:schemaRef ds:uri="27c1adeb-3674-457c-b08c-8a73f31b6e23"/>
+    <ds:schemaRef ds:uri="0a70e875-3d35-4be2-921f-7117c31bab9b"/>
+  </ds:schemaRefs>
+</ds:datastoreItem>
+</file>
+
+<file path=customXml/itemProps3.xml><?xml version="1.0" encoding="utf-8"?>
+<ds:datastoreItem xmlns:ds="http://schemas.openxmlformats.org/officeDocument/2006/customXml" ds:itemID="{BE74C307-52FE-48C3-92C2-E1552852BAAA}">
+  <ds:schemaRefs>
+    <ds:schemaRef ds:uri="http://schemas.microsoft.com/sharepoint/v3/contenttype/forms"/>
+  </ds:schemaRefs>
+</ds:datastoreItem>
+</file>
+
+<file path=customXml/itemProps4.xml><?xml version="1.0" encoding="utf-8"?>
+<ds:datastoreItem xmlns:ds="http://schemas.openxmlformats.org/officeDocument/2006/customXml" ds:itemID="{E35E88E2-9BCD-476E-93C8-34C638B1B6E4}">
+  <ds:schemaRefs>
+    <ds:schemaRef ds:uri="http://schemas.openxmlformats.org/officeDocument/2006/bibliography"/>
+  </ds:schemaRefs>
+</ds:datastoreItem>
 </file>